--- a/Course/5 Reference Guides/Command Words and Assessment Objectives.docx
+++ b/Course/5 Reference Guides/Command Words and Assessment Objectives.docx
@@ -7,29 +7,47 @@
         <w:pStyle w:val="Heading1"/>
       </w:pPr>
       <w:r>
+        <w:rPr>
+          <w:b w:val="0"/>
+          <w:i w:val="0"/>
+        </w:rPr>
         <w:t>Command Words &amp; Assessment Objectives — Decode Every Question</w:t>
       </w:r>
     </w:p>
     <w:p>
       <w:r>
+        <w:rPr>
+          <w:b w:val="0"/>
+          <w:i w:val="0"/>
+        </w:rPr>
         <w:t xml:space="preserve">The single biggest source of dropped marks is </w:t>
       </w:r>
       <w:r>
         <w:rPr>
           <w:b/>
+          <w:i w:val="0"/>
         </w:rPr>
         <w:t>answering the wrong question</w:t>
       </w:r>
       <w:r>
+        <w:rPr>
+          <w:b w:val="0"/>
+          <w:i w:val="0"/>
+        </w:rPr>
         <w:t xml:space="preserve"> — writing a description when the examiner wanted an evaluation, or stating a fact when they wanted you to </w:t>
       </w:r>
       <w:r>
         <w:rPr>
+          <w:b w:val="0"/>
           <w:i/>
         </w:rPr>
         <w:t>apply</w:t>
       </w:r>
       <w:r>
+        <w:rPr>
+          <w:b w:val="0"/>
+          <w:i w:val="0"/>
+        </w:rPr>
         <w:t xml:space="preserve"> it. This page teaches you to read the command word, spot the AO, and pitch your answer at the right level.</w:t>
       </w:r>
     </w:p>
@@ -45,6 +63,10 @@
         <w:pStyle w:val="Heading2"/>
       </w:pPr>
       <w:r>
+        <w:rPr>
+          <w:b w:val="0"/>
+          <w:i w:val="0"/>
+        </w:rPr>
         <w:t>The three Assessment Objectives</w:t>
       </w:r>
     </w:p>
@@ -75,6 +97,7 @@
             <w:r>
               <w:rPr>
                 <w:b/>
+                <w:i w:val="0"/>
               </w:rPr>
               <w:t>AO</w:t>
             </w:r>
@@ -94,6 +117,7 @@
             <w:r>
               <w:rPr>
                 <w:b/>
+                <w:i w:val="0"/>
               </w:rPr>
               <w:t>The verb in your head</w:t>
             </w:r>
@@ -113,6 +137,7 @@
             <w:r>
               <w:rPr>
                 <w:b/>
+                <w:i w:val="0"/>
               </w:rPr>
               <w:t>What the examiner rewards</w:t>
             </w:r>
@@ -132,6 +157,7 @@
             <w:r>
               <w:rPr>
                 <w:b/>
+                <w:i w:val="0"/>
               </w:rPr>
               <w:t>Typical command words</w:t>
             </w:r>
@@ -148,10 +174,15 @@
             <w:r>
               <w:rPr>
                 <w:b/>
+                <w:i w:val="0"/>
               </w:rPr>
               <w:t>AO1</w:t>
             </w:r>
             <w:r>
+              <w:rPr>
+                <w:b w:val="0"/>
+                <w:i w:val="0"/>
+              </w:rPr>
               <w:t xml:space="preserve"> – Knowledge &amp; understanding</w:t>
             </w:r>
           </w:p>
@@ -163,15 +194,24 @@
           <w:p>
             <w:r/>
             <w:r>
+              <w:rPr>
+                <w:b w:val="0"/>
+                <w:i w:val="0"/>
+              </w:rPr>
               <w:t xml:space="preserve">"State / explain what it </w:t>
             </w:r>
             <w:r>
               <w:rPr>
+                <w:b w:val="0"/>
                 <w:i/>
               </w:rPr>
               <w:t>is</w:t>
             </w:r>
             <w:r>
+              <w:rPr>
+                <w:b w:val="0"/>
+                <w:i w:val="0"/>
+              </w:rPr>
               <w:t>"</w:t>
             </w:r>
           </w:p>
@@ -183,6 +223,10 @@
           <w:p>
             <w:r/>
             <w:r>
+              <w:rPr>
+                <w:b w:val="0"/>
+                <w:i w:val="0"/>
+              </w:rPr>
               <w:t>Correct, precise recall of concepts</w:t>
             </w:r>
           </w:p>
@@ -194,6 +238,10 @@
           <w:p>
             <w:r/>
             <w:r>
+              <w:rPr>
+                <w:b w:val="0"/>
+                <w:i w:val="0"/>
+              </w:rPr>
               <w:t>State, Define, Describe, Identify, Give, Outline</w:t>
             </w:r>
           </w:p>
@@ -209,10 +257,15 @@
             <w:r>
               <w:rPr>
                 <w:b/>
+                <w:i w:val="0"/>
               </w:rPr>
               <w:t>AO2</w:t>
             </w:r>
             <w:r>
+              <w:rPr>
+                <w:b w:val="0"/>
+                <w:i w:val="0"/>
+              </w:rPr>
               <w:t xml:space="preserve"> – Apply</w:t>
             </w:r>
           </w:p>
@@ -224,15 +277,24 @@
           <w:p>
             <w:r/>
             <w:r>
+              <w:rPr>
+                <w:b w:val="0"/>
+                <w:i w:val="0"/>
+              </w:rPr>
               <w:t xml:space="preserve">"Use it </w:t>
             </w:r>
             <w:r>
               <w:rPr>
+                <w:b w:val="0"/>
                 <w:i/>
               </w:rPr>
               <w:t>in this scenario</w:t>
             </w:r>
             <w:r>
+              <w:rPr>
+                <w:b w:val="0"/>
+                <w:i w:val="0"/>
+              </w:rPr>
               <w:t>"</w:t>
             </w:r>
           </w:p>
@@ -244,6 +306,10 @@
           <w:p>
             <w:r/>
             <w:r>
+              <w:rPr>
+                <w:b w:val="0"/>
+                <w:i w:val="0"/>
+              </w:rPr>
               <w:t>Linking knowledge to the specific context in the question</w:t>
             </w:r>
           </w:p>
@@ -255,6 +321,10 @@
           <w:p>
             <w:r/>
             <w:r>
+              <w:rPr>
+                <w:b w:val="0"/>
+                <w:i w:val="0"/>
+              </w:rPr>
               <w:t>Apply, Calculate, Complete, Show how, Explain why (in context), Trace</w:t>
             </w:r>
           </w:p>
@@ -270,10 +340,15 @@
             <w:r>
               <w:rPr>
                 <w:b/>
+                <w:i w:val="0"/>
               </w:rPr>
               <w:t>AO3</w:t>
             </w:r>
             <w:r>
+              <w:rPr>
+                <w:b w:val="0"/>
+                <w:i w:val="0"/>
+              </w:rPr>
               <w:t xml:space="preserve"> – Design, program &amp; evaluate</w:t>
             </w:r>
           </w:p>
@@ -285,6 +360,10 @@
           <w:p>
             <w:r/>
             <w:r>
+              <w:rPr>
+                <w:b w:val="0"/>
+                <w:i w:val="0"/>
+              </w:rPr>
               <w:t>"Judge / weigh up / build"</w:t>
             </w:r>
           </w:p>
@@ -296,6 +375,10 @@
           <w:p>
             <w:r/>
             <w:r>
+              <w:rPr>
+                <w:b w:val="0"/>
+                <w:i w:val="0"/>
+              </w:rPr>
               <w:t>Reasoned judgement, comparison, justified conclusions, working solutions</w:t>
             </w:r>
           </w:p>
@@ -307,6 +390,10 @@
           <w:p>
             <w:r/>
             <w:r>
+              <w:rPr>
+                <w:b w:val="0"/>
+                <w:i w:val="0"/>
+              </w:rPr>
               <w:t>Evaluate, Discuss, Justify, Compare, Analyse, Design, Write a program</w:t>
             </w:r>
           </w:p>
@@ -320,33 +407,52 @@
         <w:shd w:fill="FFF8E7"/>
       </w:pPr>
       <w:r>
+        <w:rPr>
+          <w:b w:val="0"/>
+          <w:i w:val="0"/>
+        </w:rPr>
         <w:t xml:space="preserve">💡 </w:t>
       </w:r>
       <w:r>
         <w:rPr>
           <w:b/>
+          <w:i w:val="0"/>
         </w:rPr>
         <w:t>Where grades are decided:</w:t>
       </w:r>
       <w:r>
+        <w:rPr>
+          <w:b w:val="0"/>
+          <w:i w:val="0"/>
+        </w:rPr>
         <w:t xml:space="preserve"> AO1 marks are the "easy" marks almost everyone gets. The </w:t>
       </w:r>
       <w:r>
         <w:rPr>
           <w:b/>
+          <w:i w:val="0"/>
         </w:rPr>
-        <w:t>A/A\* boundary lives in AO2 and AO3</w:t>
+        <w:t>A/A* boundary lives in AO2 and AO3</w:t>
       </w:r>
       <w:r>
+        <w:rPr>
+          <w:b w:val="0"/>
+          <w:i w:val="0"/>
+        </w:rPr>
         <w:t xml:space="preserve"> — applying ideas to unfamiliar scenarios and producing balanced, justified judgements. Spend your </w:t>
       </w:r>
       <w:r>
         <w:rPr>
+          <w:b w:val="0"/>
           <w:i/>
         </w:rPr>
         <w:t>practice</w:t>
       </w:r>
       <w:r>
+        <w:rPr>
+          <w:b w:val="0"/>
+          <w:i w:val="0"/>
+        </w:rPr>
         <w:t xml:space="preserve"> time disproportionately on AO2/AO3 questions.</w:t>
       </w:r>
     </w:p>
@@ -362,6 +468,10 @@
         <w:pStyle w:val="Heading2"/>
       </w:pPr>
       <w:r>
+        <w:rPr>
+          <w:b w:val="0"/>
+          <w:i w:val="0"/>
+        </w:rPr>
         <w:t>Command-word dictionary (what each one actually demands)</w:t>
       </w:r>
     </w:p>
@@ -391,6 +501,7 @@
             <w:r>
               <w:rPr>
                 <w:b/>
+                <w:i w:val="0"/>
               </w:rPr>
               <w:t>Command word</w:t>
             </w:r>
@@ -410,6 +521,7 @@
             <w:r>
               <w:rPr>
                 <w:b/>
+                <w:i w:val="0"/>
               </w:rPr>
               <w:t>What you must do</w:t>
             </w:r>
@@ -429,6 +541,7 @@
             <w:r>
               <w:rPr>
                 <w:b/>
+                <w:i w:val="0"/>
               </w:rPr>
               <w:t>Trap to avoid</w:t>
             </w:r>
@@ -445,6 +558,7 @@
             <w:r>
               <w:rPr>
                 <w:b/>
+                <w:i w:val="0"/>
               </w:rPr>
               <w:t>State / Give / Identify</w:t>
             </w:r>
@@ -457,6 +571,10 @@
           <w:p>
             <w:r/>
             <w:r>
+              <w:rPr>
+                <w:b w:val="0"/>
+                <w:i w:val="0"/>
+              </w:rPr>
               <w:t>One short, precise point. No explanation needed.</w:t>
             </w:r>
           </w:p>
@@ -468,6 +586,10 @@
           <w:p>
             <w:r/>
             <w:r>
+              <w:rPr>
+                <w:b w:val="0"/>
+                <w:i w:val="0"/>
+              </w:rPr>
               <w:t>Wasting time writing a paragraph for 1 mark.</w:t>
             </w:r>
           </w:p>
@@ -483,6 +605,7 @@
             <w:r>
               <w:rPr>
                 <w:b/>
+                <w:i w:val="0"/>
               </w:rPr>
               <w:t>Define</w:t>
             </w:r>
@@ -495,6 +618,10 @@
           <w:p>
             <w:r/>
             <w:r>
+              <w:rPr>
+                <w:b w:val="0"/>
+                <w:i w:val="0"/>
+              </w:rPr>
               <w:t>A precise, exam-ready definition.</w:t>
             </w:r>
           </w:p>
@@ -506,6 +633,10 @@
           <w:p>
             <w:r/>
             <w:r>
+              <w:rPr>
+                <w:b w:val="0"/>
+                <w:i w:val="0"/>
+              </w:rPr>
               <w:t>Vague, circular wording ("encryption is when you encrypt").</w:t>
             </w:r>
           </w:p>
@@ -521,6 +652,7 @@
             <w:r>
               <w:rPr>
                 <w:b/>
+                <w:i w:val="0"/>
               </w:rPr>
               <w:t>Describe</w:t>
             </w:r>
@@ -533,24 +665,38 @@
           <w:p>
             <w:r/>
             <w:r>
+              <w:rPr>
+                <w:b w:val="0"/>
+                <w:i w:val="0"/>
+              </w:rPr>
               <w:t xml:space="preserve">Say </w:t>
             </w:r>
             <w:r>
               <w:rPr>
+                <w:b w:val="0"/>
                 <w:i/>
               </w:rPr>
               <w:t>what</w:t>
             </w:r>
             <w:r>
+              <w:rPr>
+                <w:b w:val="0"/>
+                <w:i w:val="0"/>
+              </w:rPr>
               <w:t xml:space="preserve"> something is / </w:t>
             </w:r>
             <w:r>
               <w:rPr>
+                <w:b w:val="0"/>
                 <w:i/>
               </w:rPr>
               <w:t>what happens</w:t>
             </w:r>
             <w:r>
+              <w:rPr>
+                <w:b w:val="0"/>
+                <w:i w:val="0"/>
+              </w:rPr>
               <w:t xml:space="preserve"> — a sequence of factual points.</w:t>
             </w:r>
           </w:p>
@@ -562,6 +708,10 @@
           <w:p>
             <w:r/>
             <w:r>
+              <w:rPr>
+                <w:b w:val="0"/>
+                <w:i w:val="0"/>
+              </w:rPr>
               <w:t>Forgetting it needs detail; one word ≠ a description.</w:t>
             </w:r>
           </w:p>
@@ -577,6 +727,7 @@
             <w:r>
               <w:rPr>
                 <w:b/>
+                <w:i w:val="0"/>
               </w:rPr>
               <w:t>Explain</w:t>
             </w:r>
@@ -589,24 +740,38 @@
           <w:p>
             <w:r/>
             <w:r>
+              <w:rPr>
+                <w:b w:val="0"/>
+                <w:i w:val="0"/>
+              </w:rPr>
               <w:t xml:space="preserve">Give a reason — a point </w:t>
             </w:r>
             <w:r>
               <w:rPr>
                 <w:b/>
+                <w:i w:val="0"/>
               </w:rPr>
               <w:t>plus</w:t>
             </w:r>
             <w:r>
+              <w:rPr>
+                <w:b w:val="0"/>
+                <w:i w:val="0"/>
+              </w:rPr>
               <w:t xml:space="preserve"> </w:t>
             </w:r>
             <w:r>
               <w:rPr>
+                <w:b w:val="0"/>
                 <w:i/>
               </w:rPr>
               <w:t>why/how</w:t>
             </w:r>
             <w:r>
+              <w:rPr>
+                <w:b w:val="0"/>
+                <w:i w:val="0"/>
+              </w:rPr>
               <w:t xml:space="preserve"> (cause → effect). Look for "so that…", "which means…".</w:t>
             </w:r>
           </w:p>
@@ -618,6 +783,10 @@
           <w:p>
             <w:r/>
             <w:r>
+              <w:rPr>
+                <w:b w:val="0"/>
+                <w:i w:val="0"/>
+              </w:rPr>
               <w:t>Listing facts without the "because".</w:t>
             </w:r>
           </w:p>
@@ -633,6 +802,7 @@
             <w:r>
               <w:rPr>
                 <w:b/>
+                <w:i w:val="0"/>
               </w:rPr>
               <w:t>Explain why / how (in context)</w:t>
             </w:r>
@@ -645,6 +815,10 @@
           <w:p>
             <w:r/>
             <w:r>
+              <w:rPr>
+                <w:b w:val="0"/>
+                <w:i w:val="0"/>
+              </w:rPr>
               <w:t>AO2 — link the concept to the scenario named in the question.</w:t>
             </w:r>
           </w:p>
@@ -656,6 +830,10 @@
           <w:p>
             <w:r/>
             <w:r>
+              <w:rPr>
+                <w:b w:val="0"/>
+                <w:i w:val="0"/>
+              </w:rPr>
               <w:t>Generic textbook answer that ignores the scenario.</w:t>
             </w:r>
           </w:p>
@@ -671,6 +849,7 @@
             <w:r>
               <w:rPr>
                 <w:b/>
+                <w:i w:val="0"/>
               </w:rPr>
               <w:t>Compare</w:t>
             </w:r>
@@ -683,24 +862,38 @@
           <w:p>
             <w:r/>
             <w:r>
+              <w:rPr>
+                <w:b w:val="0"/>
+                <w:i w:val="0"/>
+              </w:rPr>
               <w:t xml:space="preserve">Discuss </w:t>
             </w:r>
             <w:r>
               <w:rPr>
                 <w:b/>
+                <w:i w:val="0"/>
               </w:rPr>
               <w:t>both</w:t>
             </w:r>
             <w:r>
+              <w:rPr>
+                <w:b w:val="0"/>
+                <w:i w:val="0"/>
+              </w:rPr>
               <w:t xml:space="preserve"> things together, ideally point-by-point, with explicit </w:t>
             </w:r>
             <w:r>
               <w:rPr>
+                <w:b w:val="0"/>
                 <w:i/>
               </w:rPr>
               <w:t>similarities and differences</w:t>
             </w:r>
             <w:r>
+              <w:rPr>
+                <w:b w:val="0"/>
+                <w:i w:val="0"/>
+              </w:rPr>
               <w:t xml:space="preserve"> ("whereas", "in contrast").</w:t>
             </w:r>
           </w:p>
@@ -712,6 +905,10 @@
           <w:p>
             <w:r/>
             <w:r>
+              <w:rPr>
+                <w:b w:val="0"/>
+                <w:i w:val="0"/>
+              </w:rPr>
               <w:t>Writing two separate descriptions and never linking them.</w:t>
             </w:r>
           </w:p>
@@ -727,6 +924,7 @@
             <w:r>
               <w:rPr>
                 <w:b/>
+                <w:i w:val="0"/>
               </w:rPr>
               <w:t>Discuss</w:t>
             </w:r>
@@ -739,15 +937,24 @@
           <w:p>
             <w:r/>
             <w:r>
+              <w:rPr>
+                <w:b w:val="0"/>
+                <w:i w:val="0"/>
+              </w:rPr>
               <w:t xml:space="preserve">Extended response — explore multiple sides/stakeholders, benefits </w:t>
             </w:r>
             <w:r>
               <w:rPr>
                 <w:b/>
+                <w:i w:val="0"/>
               </w:rPr>
               <w:t>and</w:t>
             </w:r>
             <w:r>
+              <w:rPr>
+                <w:b w:val="0"/>
+                <w:i w:val="0"/>
+              </w:rPr>
               <w:t xml:space="preserve"> drawbacks.</w:t>
             </w:r>
           </w:p>
@@ -759,6 +966,10 @@
           <w:p>
             <w:r/>
             <w:r>
+              <w:rPr>
+                <w:b w:val="0"/>
+                <w:i w:val="0"/>
+              </w:rPr>
               <w:t>One-sided answer; no breadth.</w:t>
             </w:r>
           </w:p>
@@ -774,6 +985,7 @@
             <w:r>
               <w:rPr>
                 <w:b/>
+                <w:i w:val="0"/>
               </w:rPr>
               <w:t>Evaluate</w:t>
             </w:r>
@@ -786,15 +998,24 @@
           <w:p>
             <w:r/>
             <w:r>
+              <w:rPr>
+                <w:b w:val="0"/>
+                <w:i w:val="0"/>
+              </w:rPr>
               <w:t xml:space="preserve">Weigh strengths against weaknesses </w:t>
             </w:r>
             <w:r>
               <w:rPr>
                 <w:b/>
+                <w:i w:val="0"/>
               </w:rPr>
               <w:t>and reach a justified conclusion</w:t>
             </w:r>
             <w:r>
+              <w:rPr>
+                <w:b w:val="0"/>
+                <w:i w:val="0"/>
+              </w:rPr>
               <w:t>.</w:t>
             </w:r>
           </w:p>
@@ -806,6 +1027,10 @@
           <w:p>
             <w:r/>
             <w:r>
+              <w:rPr>
+                <w:b w:val="0"/>
+                <w:i w:val="0"/>
+              </w:rPr>
               <w:t>Listing pros/cons but never concluding.</w:t>
             </w:r>
           </w:p>
@@ -821,6 +1046,7 @@
             <w:r>
               <w:rPr>
                 <w:b/>
+                <w:i w:val="0"/>
               </w:rPr>
               <w:t>Justify</w:t>
             </w:r>
@@ -833,15 +1059,24 @@
           <w:p>
             <w:r/>
             <w:r>
+              <w:rPr>
+                <w:b w:val="0"/>
+                <w:i w:val="0"/>
+              </w:rPr>
               <w:t xml:space="preserve">Give reasons that </w:t>
             </w:r>
             <w:r>
               <w:rPr>
+                <w:b w:val="0"/>
                 <w:i/>
               </w:rPr>
               <w:t>support a choice</w:t>
             </w:r>
             <w:r>
+              <w:rPr>
+                <w:b w:val="0"/>
+                <w:i w:val="0"/>
+              </w:rPr>
               <w:t xml:space="preserve"> and say why alternatives are weaker.</w:t>
             </w:r>
           </w:p>
@@ -853,6 +1088,10 @@
           <w:p>
             <w:r/>
             <w:r>
+              <w:rPr>
+                <w:b w:val="0"/>
+                <w:i w:val="0"/>
+              </w:rPr>
               <w:t>Stating the choice without defending it.</w:t>
             </w:r>
           </w:p>
@@ -868,6 +1107,7 @@
             <w:r>
               <w:rPr>
                 <w:b/>
+                <w:i w:val="0"/>
               </w:rPr>
               <w:t>Analyse</w:t>
             </w:r>
@@ -880,6 +1120,10 @@
           <w:p>
             <w:r/>
             <w:r>
+              <w:rPr>
+                <w:b w:val="0"/>
+                <w:i w:val="0"/>
+              </w:rPr>
               <w:t>Break a problem/scenario into parts and examine how they relate.</w:t>
             </w:r>
           </w:p>
@@ -891,6 +1135,10 @@
           <w:p>
             <w:r/>
             <w:r>
+              <w:rPr>
+                <w:b w:val="0"/>
+                <w:i w:val="0"/>
+              </w:rPr>
               <w:t>Surface-level description.</w:t>
             </w:r>
           </w:p>
@@ -906,6 +1154,7 @@
             <w:r>
               <w:rPr>
                 <w:b/>
+                <w:i w:val="0"/>
               </w:rPr>
               <w:t>Calculate / Complete / Trace</w:t>
             </w:r>
@@ -918,15 +1167,24 @@
           <w:p>
             <w:r/>
             <w:r>
+              <w:rPr>
+                <w:b w:val="0"/>
+                <w:i w:val="0"/>
+              </w:rPr>
               <w:t xml:space="preserve">Show </w:t>
             </w:r>
             <w:r>
               <w:rPr>
                 <w:b/>
+                <w:i w:val="0"/>
               </w:rPr>
               <w:t>working</w:t>
             </w:r>
             <w:r>
+              <w:rPr>
+                <w:b w:val="0"/>
+                <w:i w:val="0"/>
+              </w:rPr>
               <w:t>; fill in tables/trace tables step by step.</w:t>
             </w:r>
           </w:p>
@@ -938,6 +1196,10 @@
           <w:p>
             <w:r/>
             <w:r>
+              <w:rPr>
+                <w:b w:val="0"/>
+                <w:i w:val="0"/>
+              </w:rPr>
               <w:t>Giving only a final answer — method marks are lost.</w:t>
             </w:r>
           </w:p>
@@ -953,6 +1215,7 @@
             <w:r>
               <w:rPr>
                 <w:b/>
+                <w:i w:val="0"/>
               </w:rPr>
               <w:t>Write / Complete the algorithm</w:t>
             </w:r>
@@ -965,6 +1228,10 @@
           <w:p>
             <w:r/>
             <w:r>
+              <w:rPr>
+                <w:b w:val="0"/>
+                <w:i w:val="0"/>
+              </w:rPr>
               <w:t>Produce correct, runnable logic (OCR pseudocode or your language).</w:t>
             </w:r>
           </w:p>
@@ -976,6 +1243,10 @@
           <w:p>
             <w:r/>
             <w:r>
+              <w:rPr>
+                <w:b w:val="0"/>
+                <w:i w:val="0"/>
+              </w:rPr>
               <w:t>Vague English; missing edge cases/initialisation.</w:t>
             </w:r>
           </w:p>
@@ -995,6 +1266,10 @@
         <w:pStyle w:val="Heading2"/>
       </w:pPr>
       <w:r>
+        <w:rPr>
+          <w:b w:val="0"/>
+          <w:i w:val="0"/>
+        </w:rPr>
         <w:t>How to read tariff (marks) → length and depth</w:t>
       </w:r>
     </w:p>
@@ -1005,10 +1280,15 @@
       <w:r>
         <w:rPr>
           <w:b/>
+          <w:i w:val="0"/>
         </w:rPr>
         <w:t>1–2 marks:</w:t>
       </w:r>
       <w:r>
+        <w:rPr>
+          <w:b w:val="0"/>
+          <w:i w:val="0"/>
+        </w:rPr>
         <w:t xml:space="preserve"> usually AO1. One precise point each. Don't over-write.</w:t>
       </w:r>
     </w:p>
@@ -1019,19 +1299,29 @@
       <w:r>
         <w:rPr>
           <w:b/>
+          <w:i w:val="0"/>
         </w:rPr>
         <w:t>3–4 marks:</w:t>
       </w:r>
       <w:r>
+        <w:rPr>
+          <w:b w:val="0"/>
+          <w:i w:val="0"/>
+        </w:rPr>
         <w:t xml:space="preserve"> often AO2. Make distinct points </w:t>
       </w:r>
       <w:r>
         <w:rPr>
+          <w:b w:val="0"/>
           <w:i/>
         </w:rPr>
         <w:t>and</w:t>
       </w:r>
       <w:r>
+        <w:rPr>
+          <w:b w:val="0"/>
+          <w:i w:val="0"/>
+        </w:rPr>
         <w:t xml:space="preserve"> link them to the scenario. A "describe" needs ~ that many factual points; an "explain" needs point + reason.</w:t>
       </w:r>
     </w:p>
@@ -1042,10 +1332,15 @@
       <w:r>
         <w:rPr>
           <w:b/>
+          <w:i w:val="0"/>
         </w:rPr>
         <w:t>6–8 marks:</w:t>
       </w:r>
       <w:r>
+        <w:rPr>
+          <w:b w:val="0"/>
+          <w:i w:val="0"/>
+        </w:rPr>
         <w:t xml:space="preserve"> structured response. Plan 3–4 developed points. Use connectives (because, therefore, which means).</w:t>
       </w:r>
     </w:p>
@@ -1056,28 +1351,43 @@
       <w:r>
         <w:rPr>
           <w:b/>
+          <w:i w:val="0"/>
         </w:rPr>
         <w:t>9–12 marks:</w:t>
       </w:r>
       <w:r>
+        <w:rPr>
+          <w:b w:val="0"/>
+          <w:i w:val="0"/>
+        </w:rPr>
         <w:t xml:space="preserve"> </w:t>
       </w:r>
       <w:r>
         <w:rPr>
           <w:b/>
+          <w:i w:val="0"/>
         </w:rPr>
         <w:t>levels-of-response / extended answer</w:t>
       </w:r>
       <w:r>
+        <w:rPr>
+          <w:b w:val="0"/>
+          <w:i w:val="0"/>
+        </w:rPr>
         <w:t xml:space="preserve"> (especially section 1.5, and "discuss/evaluate" in 02). Marked in </w:t>
       </w:r>
       <w:r>
         <w:rPr>
           <w:b/>
+          <w:i w:val="0"/>
         </w:rPr>
         <w:t>bands</w:t>
       </w:r>
       <w:r>
+        <w:rPr>
+          <w:b w:val="0"/>
+          <w:i w:val="0"/>
+        </w:rPr>
         <w:t>, not point-per-mark. See below.</w:t>
       </w:r>
     </w:p>
@@ -1093,20 +1403,33 @@
         <w:pStyle w:val="Heading2"/>
       </w:pPr>
       <w:r>
+        <w:rPr>
+          <w:b w:val="0"/>
+          <w:i w:val="0"/>
+        </w:rPr>
         <w:t>Cracking levels-of-response (the 9–12 markers)</w:t>
       </w:r>
     </w:p>
     <w:p>
       <w:r>
+        <w:rPr>
+          <w:b w:val="0"/>
+          <w:i w:val="0"/>
+        </w:rPr>
         <w:t xml:space="preserve">These are marked holistically against </w:t>
       </w:r>
       <w:r>
         <w:rPr>
           <w:b/>
+          <w:i w:val="0"/>
         </w:rPr>
         <w:t>Level descriptors</w:t>
       </w:r>
       <w:r>
+        <w:rPr>
+          <w:b w:val="0"/>
+          <w:i w:val="0"/>
+        </w:rPr>
         <w:t>, typically:</w:t>
       </w:r>
     </w:p>
@@ -1136,6 +1459,7 @@
             <w:r>
               <w:rPr>
                 <w:b/>
+                <w:i w:val="0"/>
               </w:rPr>
               <w:t>Level</w:t>
             </w:r>
@@ -1155,6 +1479,7 @@
             <w:r>
               <w:rPr>
                 <w:b/>
+                <w:i w:val="0"/>
               </w:rPr>
               <w:t>Roughly</w:t>
             </w:r>
@@ -1174,6 +1499,7 @@
             <w:r>
               <w:rPr>
                 <w:b/>
+                <w:i w:val="0"/>
               </w:rPr>
               <w:t>What it looks like</w:t>
             </w:r>
@@ -1190,10 +1516,15 @@
             <w:r>
               <w:rPr>
                 <w:b/>
+                <w:i w:val="0"/>
               </w:rPr>
               <w:t>Level 3</w:t>
             </w:r>
             <w:r>
+              <w:rPr>
+                <w:b w:val="0"/>
+                <w:i w:val="0"/>
+              </w:rPr>
               <w:t xml:space="preserve"> (top)</w:t>
             </w:r>
           </w:p>
@@ -1205,6 +1536,10 @@
           <w:p>
             <w:r/>
             <w:r>
+              <w:rPr>
+                <w:b w:val="0"/>
+                <w:i w:val="0"/>
+              </w:rPr>
               <w:t>Top marks</w:t>
             </w:r>
           </w:p>
@@ -1216,33 +1551,52 @@
           <w:p>
             <w:r/>
             <w:r>
+              <w:rPr>
+                <w:b w:val="0"/>
+                <w:i w:val="0"/>
+              </w:rPr>
               <w:t xml:space="preserve">Balanced, </w:t>
             </w:r>
             <w:r>
               <w:rPr>
                 <w:b/>
+                <w:i w:val="0"/>
               </w:rPr>
               <w:t>well-developed</w:t>
             </w:r>
             <w:r>
+              <w:rPr>
+                <w:b w:val="0"/>
+                <w:i w:val="0"/>
+              </w:rPr>
               <w:t xml:space="preserve"> discussion of </w:t>
             </w:r>
             <w:r>
               <w:rPr>
+                <w:b w:val="0"/>
                 <w:i/>
               </w:rPr>
               <w:t>several</w:t>
             </w:r>
             <w:r>
+              <w:rPr>
+                <w:b w:val="0"/>
+                <w:i w:val="0"/>
+              </w:rPr>
               <w:t xml:space="preserve"> factors/stakeholders; clear, logical structure; a </w:t>
             </w:r>
             <w:r>
               <w:rPr>
                 <w:b/>
+                <w:i w:val="0"/>
               </w:rPr>
               <w:t>justified conclusion</w:t>
             </w:r>
             <w:r>
+              <w:rPr>
+                <w:b w:val="0"/>
+                <w:i w:val="0"/>
+              </w:rPr>
               <w:t>; specialist terminology used accurately.</w:t>
             </w:r>
           </w:p>
@@ -1258,10 +1612,15 @@
             <w:r>
               <w:rPr>
                 <w:b/>
+                <w:i w:val="0"/>
               </w:rPr>
               <w:t>Level 2</w:t>
             </w:r>
             <w:r>
+              <w:rPr>
+                <w:b w:val="0"/>
+                <w:i w:val="0"/>
+              </w:rPr>
               <w:t xml:space="preserve"> (mid)</w:t>
             </w:r>
           </w:p>
@@ -1273,6 +1632,10 @@
           <w:p>
             <w:r/>
             <w:r>
+              <w:rPr>
+                <w:b w:val="0"/>
+                <w:i w:val="0"/>
+              </w:rPr>
               <w:t>Middle</w:t>
             </w:r>
           </w:p>
@@ -1284,6 +1647,10 @@
           <w:p>
             <w:r/>
             <w:r>
+              <w:rPr>
+                <w:b w:val="0"/>
+                <w:i w:val="0"/>
+              </w:rPr>
               <w:t>Some development and some balance, but one-sided or thin in places; reasoning partially linked; conclusion weak or missing.</w:t>
             </w:r>
           </w:p>
@@ -1299,10 +1666,15 @@
             <w:r>
               <w:rPr>
                 <w:b/>
+                <w:i w:val="0"/>
               </w:rPr>
               <w:t>Level 1</w:t>
             </w:r>
             <w:r>
+              <w:rPr>
+                <w:b w:val="0"/>
+                <w:i w:val="0"/>
+              </w:rPr>
               <w:t xml:space="preserve"> (low)</w:t>
             </w:r>
           </w:p>
@@ -1314,6 +1686,10 @@
           <w:p>
             <w:r/>
             <w:r>
+              <w:rPr>
+                <w:b w:val="0"/>
+                <w:i w:val="0"/>
+              </w:rPr>
               <w:t>Few marks</w:t>
             </w:r>
           </w:p>
@@ -1325,6 +1701,10 @@
           <w:p>
             <w:r/>
             <w:r>
+              <w:rPr>
+                <w:b w:val="0"/>
+                <w:i w:val="0"/>
+              </w:rPr>
               <w:t>Fragmented points, mostly description/assertion, little or no development, no real conclusion.</w:t>
             </w:r>
           </w:p>
@@ -1336,6 +1716,7 @@
       <w:r>
         <w:rPr>
           <w:b/>
+          <w:i w:val="0"/>
         </w:rPr>
         <w:t>To hit Level 3 every time, use this skeleton:</w:t>
       </w:r>
@@ -1347,10 +1728,15 @@
       <w:r>
         <w:rPr>
           <w:b/>
+          <w:i w:val="0"/>
         </w:rPr>
         <w:t>Define / set the scene</w:t>
       </w:r>
       <w:r>
+        <w:rPr>
+          <w:b w:val="0"/>
+          <w:i w:val="0"/>
+        </w:rPr>
         <w:t xml:space="preserve"> (1 sentence).</w:t>
       </w:r>
     </w:p>
@@ -1361,19 +1747,29 @@
       <w:r>
         <w:rPr>
           <w:b/>
+          <w:i w:val="0"/>
         </w:rPr>
         <w:t>Argument FOR</w:t>
       </w:r>
       <w:r>
+        <w:rPr>
+          <w:b w:val="0"/>
+          <w:i w:val="0"/>
+        </w:rPr>
         <w:t xml:space="preserve"> — a benefit, </w:t>
       </w:r>
       <w:r>
         <w:rPr>
+          <w:b w:val="0"/>
           <w:i/>
         </w:rPr>
         <w:t>developed</w:t>
       </w:r>
       <w:r>
+        <w:rPr>
+          <w:b w:val="0"/>
+          <w:i w:val="0"/>
+        </w:rPr>
         <w:t xml:space="preserve"> (point → because → consequence), linked to a stakeholder.</w:t>
       </w:r>
     </w:p>
@@ -1384,19 +1780,29 @@
       <w:r>
         <w:rPr>
           <w:b/>
+          <w:i w:val="0"/>
         </w:rPr>
         <w:t>Argument AGAINST</w:t>
       </w:r>
       <w:r>
+        <w:rPr>
+          <w:b w:val="0"/>
+          <w:i w:val="0"/>
+        </w:rPr>
         <w:t xml:space="preserve"> — a drawback, equally developed, ideally a </w:t>
       </w:r>
       <w:r>
         <w:rPr>
+          <w:b w:val="0"/>
           <w:i/>
         </w:rPr>
         <w:t>different</w:t>
       </w:r>
       <w:r>
+        <w:rPr>
+          <w:b w:val="0"/>
+          <w:i w:val="0"/>
+        </w:rPr>
         <w:t xml:space="preserve"> stakeholder.</w:t>
       </w:r>
     </w:p>
@@ -1407,10 +1813,15 @@
       <w:r>
         <w:rPr>
           <w:b/>
+          <w:i w:val="0"/>
         </w:rPr>
         <w:t>Repeat</w:t>
       </w:r>
       <w:r>
+        <w:rPr>
+          <w:b w:val="0"/>
+          <w:i w:val="0"/>
+        </w:rPr>
         <w:t xml:space="preserve"> for a second pair of points (breadth = more stakeholders/angles: legal, ethical, economic, environmental, social, technical).</w:t>
       </w:r>
     </w:p>
@@ -1421,19 +1832,29 @@
       <w:r>
         <w:rPr>
           <w:b/>
+          <w:i w:val="0"/>
         </w:rPr>
         <w:t>Justified conclusion</w:t>
       </w:r>
       <w:r>
+        <w:rPr>
+          <w:b w:val="0"/>
+          <w:i w:val="0"/>
+        </w:rPr>
         <w:t xml:space="preserve"> — make a judgement and say </w:t>
       </w:r>
       <w:r>
         <w:rPr>
+          <w:b w:val="0"/>
           <w:i/>
         </w:rPr>
         <w:t>why</w:t>
       </w:r>
       <w:r>
+        <w:rPr>
+          <w:b w:val="0"/>
+          <w:i w:val="0"/>
+        </w:rPr>
         <w:t>, acknowledging the trade-off.</w:t>
       </w:r>
     </w:p>
@@ -1443,51 +1864,80 @@
         <w:shd w:fill="FFF8E7"/>
       </w:pPr>
       <w:r>
+        <w:rPr>
+          <w:b w:val="0"/>
+          <w:i w:val="0"/>
+        </w:rPr>
         <w:t xml:space="preserve">💡 </w:t>
       </w:r>
       <w:r>
         <w:rPr>
           <w:b/>
+          <w:i w:val="0"/>
         </w:rPr>
-        <w:t>A\* habit:</w:t>
+        <w:t>A* habit:</w:t>
       </w:r>
       <w:r>
+        <w:rPr>
+          <w:b w:val="0"/>
+          <w:i w:val="0"/>
+        </w:rPr>
         <w:t xml:space="preserve"> name </w:t>
       </w:r>
       <w:r>
         <w:rPr>
           <w:b/>
+          <w:i w:val="0"/>
         </w:rPr>
         <w:t>specific stakeholders</w:t>
       </w:r>
       <w:r>
+        <w:rPr>
+          <w:b w:val="0"/>
+          <w:i w:val="0"/>
+        </w:rPr>
         <w:t xml:space="preserve"> (employees, customers, businesses, government, society, the environment) and bring in </w:t>
       </w:r>
       <w:r>
         <w:rPr>
           <w:b/>
+          <w:i w:val="0"/>
         </w:rPr>
         <w:t>multiple perspectives</w:t>
       </w:r>
       <w:r>
+        <w:rPr>
+          <w:b w:val="0"/>
+          <w:i w:val="0"/>
+        </w:rPr>
         <w:t xml:space="preserve"> (ethical </w:t>
       </w:r>
       <w:r>
         <w:rPr>
+          <w:b w:val="0"/>
           <w:i/>
         </w:rPr>
         <w:t>and</w:t>
       </w:r>
       <w:r>
+        <w:rPr>
+          <w:b w:val="0"/>
+          <w:i w:val="0"/>
+        </w:rPr>
         <w:t xml:space="preserve"> legal </w:t>
       </w:r>
       <w:r>
         <w:rPr>
+          <w:b w:val="0"/>
           <w:i/>
         </w:rPr>
         <w:t>and</w:t>
       </w:r>
       <w:r>
+        <w:rPr>
+          <w:b w:val="0"/>
+          <w:i w:val="0"/>
+        </w:rPr>
         <w:t xml:space="preserve"> economic). Breadth + balance + a defended conclusion = top band.</w:t>
       </w:r>
     </w:p>
@@ -1503,6 +1953,10 @@
         <w:pStyle w:val="Heading2"/>
       </w:pPr>
       <w:r>
+        <w:rPr>
+          <w:b w:val="0"/>
+          <w:i w:val="0"/>
+        </w:rPr>
         <w:t>30-second pre-answer checklist (do this on every question)</w:t>
       </w:r>
     </w:p>
@@ -1513,10 +1967,15 @@
       <w:r>
         <w:rPr>
           <w:b/>
+          <w:i w:val="0"/>
         </w:rPr>
         <w:t>Circle the command word.</w:t>
       </w:r>
       <w:r>
+        <w:rPr>
+          <w:b w:val="0"/>
+          <w:i w:val="0"/>
+        </w:rPr>
         <w:t xml:space="preserve"> What is it actually asking — recall, apply, or judge?</w:t>
       </w:r>
     </w:p>
@@ -1527,10 +1986,15 @@
       <w:r>
         <w:rPr>
           <w:b/>
+          <w:i w:val="0"/>
         </w:rPr>
         <w:t>Note the tariff.</w:t>
       </w:r>
       <w:r>
+        <w:rPr>
+          <w:b w:val="0"/>
+          <w:i w:val="0"/>
+        </w:rPr>
         <w:t xml:space="preserve"> How many distinct/developed points do I need?</w:t>
       </w:r>
     </w:p>
@@ -1541,10 +2005,15 @@
       <w:r>
         <w:rPr>
           <w:b/>
+          <w:i w:val="0"/>
         </w:rPr>
         <w:t>Underline the scenario/context.</w:t>
       </w:r>
       <w:r>
+        <w:rPr>
+          <w:b w:val="0"/>
+          <w:i w:val="0"/>
+        </w:rPr>
         <w:t xml:space="preserve"> If it's AO2, my answer must mention it.</w:t>
       </w:r>
     </w:p>
@@ -1555,10 +2024,15 @@
       <w:r>
         <w:rPr>
           <w:b/>
+          <w:i w:val="0"/>
         </w:rPr>
         <w:t>For "explain", write the "because".</w:t>
       </w:r>
       <w:r>
+        <w:rPr>
+          <w:b w:val="0"/>
+          <w:i w:val="0"/>
+        </w:rPr>
         <w:t xml:space="preserve"> For "compare", write the "whereas". For "evaluate", write the "overall…".</w:t>
       </w:r>
     </w:p>
@@ -1569,15 +2043,24 @@
       <w:r>
         <w:rPr>
           <w:b/>
+          <w:i w:val="0"/>
         </w:rPr>
         <w:t>Show working</w:t>
       </w:r>
       <w:r>
+        <w:rPr>
+          <w:b w:val="0"/>
+          <w:i w:val="0"/>
+        </w:rPr>
         <w:t xml:space="preserve"> on anything numeric or traced.</w:t>
       </w:r>
     </w:p>
     <w:p>
       <w:r>
+        <w:rPr>
+          <w:b w:val="0"/>
+          <w:i w:val="0"/>
+        </w:rPr>
         <w:t>Get this right and you stop throwing away the marks you actually know.</w:t>
       </w:r>
     </w:p>
